--- a/op7_OAP/6 1 Пр 16 Разработка оконного приложения с несколькими формами..docx
+++ b/op7_OAP/6 1 Пр 16 Разработка оконного приложения с несколькими формами..docx
@@ -3350,6 +3350,12 @@
             <w:insideH w:val="single" w:color="000000" w:themeColor="text1" w:sz="4" w:space="0"/>
             <w:insideV w:val="single" w:color="000000" w:themeColor="text1" w:sz="4" w:space="0"/>
           </w:tblBorders>
+          <w:tblCellMar>
+            <w:top w:w="0" w:type="dxa"/>
+            <w:left w:w="108" w:type="dxa"/>
+            <w:bottom w:w="0" w:type="dxa"/>
+            <w:right w:w="108" w:type="dxa"/>
+          </w:tblCellMar>
         </w:tblPrEx>
         <w:tc>
           <w:tcPr>
@@ -3857,6 +3863,12 @@
             <w:insideH w:val="single" w:color="000000" w:themeColor="text1" w:sz="4" w:space="0"/>
             <w:insideV w:val="single" w:color="000000" w:themeColor="text1" w:sz="4" w:space="0"/>
           </w:tblBorders>
+          <w:tblCellMar>
+            <w:top w:w="0" w:type="dxa"/>
+            <w:left w:w="108" w:type="dxa"/>
+            <w:bottom w:w="0" w:type="dxa"/>
+            <w:right w:w="108" w:type="dxa"/>
+          </w:tblCellMar>
         </w:tblPrEx>
         <w:tc>
           <w:tcPr>
@@ -5250,6 +5262,12 @@
             <w:insideH w:val="single" w:color="000000" w:themeColor="text1" w:sz="4" w:space="0"/>
             <w:insideV w:val="single" w:color="000000" w:themeColor="text1" w:sz="4" w:space="0"/>
           </w:tblBorders>
+          <w:tblCellMar>
+            <w:top w:w="0" w:type="dxa"/>
+            <w:left w:w="108" w:type="dxa"/>
+            <w:bottom w:w="0" w:type="dxa"/>
+            <w:right w:w="108" w:type="dxa"/>
+          </w:tblCellMar>
         </w:tblPrEx>
         <w:tc>
           <w:tcPr>
@@ -5436,8 +5454,6 @@
           <w:lang w:val="en-US"/>
         </w:rPr>
       </w:pPr>
-      <w:bookmarkStart w:id="0" w:name="_GoBack"/>
-      <w:bookmarkEnd w:id="0"/>
     </w:p>
     <w:p>
       <w:pPr>
@@ -6577,6 +6593,12 @@
             <w:insideH w:val="single" w:color="000000" w:themeColor="text1" w:sz="4" w:space="0"/>
             <w:insideV w:val="single" w:color="000000" w:themeColor="text1" w:sz="4" w:space="0"/>
           </w:tblBorders>
+          <w:tblCellMar>
+            <w:top w:w="0" w:type="dxa"/>
+            <w:left w:w="108" w:type="dxa"/>
+            <w:bottom w:w="0" w:type="dxa"/>
+            <w:right w:w="108" w:type="dxa"/>
+          </w:tblCellMar>
         </w:tblPrEx>
         <w:tc>
           <w:tcPr>
@@ -7181,7 +7203,7 @@
         <w:jc w:val="left"/>
         <w:rPr>
           <w:rFonts w:hint="default"/>
-          <w:lang w:val="ru-RU"/>
+          <w:lang w:val="en-US"/>
         </w:rPr>
       </w:pPr>
       <w:r>
@@ -7200,65 +7222,13 @@
     </w:p>
     <w:p>
       <w:pPr>
-        <w:jc w:val="center"/>
-        <w:rPr>
-          <w:rFonts w:hint="default"/>
-          <w:b/>
-          <w:bCs/>
-          <w:color w:val="249087" w:themeColor="accent5" w:themeShade="BF"/>
-          <w:lang w:val="ru-RU"/>
-        </w:rPr>
-      </w:pPr>
-    </w:p>
-    <w:p>
-      <w:pPr>
-        <w:jc w:val="left"/>
-        <w:rPr>
-          <w:rFonts w:hint="default"/>
-          <w:lang w:val="en-US"/>
-        </w:rPr>
-      </w:pPr>
-    </w:p>
-    <w:p>
-      <w:pPr>
-        <w:jc w:val="left"/>
-        <w:rPr>
-          <w:rFonts w:hint="default"/>
-          <w:lang w:val="en-US"/>
-        </w:rPr>
-      </w:pPr>
-    </w:p>
-    <w:p>
-      <w:pPr>
-        <w:jc w:val="left"/>
-        <w:rPr>
-          <w:rFonts w:hint="default"/>
-          <w:lang w:val="en-US"/>
-        </w:rPr>
-      </w:pPr>
-    </w:p>
-    <w:p>
-      <w:pPr>
-        <w:jc w:val="left"/>
-        <w:rPr>
-          <w:rFonts w:hint="default"/>
-          <w:lang w:val="en-US"/>
-        </w:rPr>
-      </w:pPr>
-    </w:p>
-    <w:p>
-      <w:pPr>
-        <w:jc w:val="left"/>
-        <w:rPr>
-          <w:rFonts w:hint="default"/>
-          <w:lang w:val="en-US"/>
-        </w:rPr>
+        <w:jc w:val="left"/>
       </w:pPr>
       <w:r>
         <w:drawing>
           <wp:inline distT="0" distB="0" distL="114300" distR="114300">
-            <wp:extent cx="5272405" cy="3749040"/>
-            <wp:effectExtent l="0" t="0" r="4445" b="3810"/>
+            <wp:extent cx="6146165" cy="3911600"/>
+            <wp:effectExtent l="0" t="0" r="6985" b="12700"/>
             <wp:docPr id="17" name="Picture 4"/>
             <wp:cNvGraphicFramePr>
               <a:graphicFrameLocks xmlns:a="http://schemas.openxmlformats.org/drawingml/2006/main" noChangeAspect="1"/>
@@ -7281,7 +7251,7 @@
                   <pic:spPr>
                     <a:xfrm>
                       <a:off x="0" y="0"/>
-                      <a:ext cx="5272405" cy="3749040"/>
+                      <a:ext cx="6146165" cy="3911600"/>
                     </a:xfrm>
                     <a:prstGeom prst="rect">
                       <a:avLst/>
@@ -7297,6 +7267,126 @@
           </wp:inline>
         </w:drawing>
       </w:r>
+    </w:p>
+    <w:p>
+      <w:pPr>
+        <w:jc w:val="left"/>
+        <w:rPr>
+          <w:rFonts w:hint="default"/>
+          <w:lang w:val="ru-RU"/>
+        </w:rPr>
+      </w:pPr>
+      <w:r>
+        <w:rPr>
+          <w:rFonts w:hint="default"/>
+          <w:lang w:val="ru-RU"/>
+        </w:rPr>
+        <w:t>По пунктам</w:t>
+      </w:r>
+    </w:p>
+    <w:p>
+      <w:pPr>
+        <w:jc w:val="left"/>
+        <w:rPr>
+          <w:rFonts w:hint="default"/>
+          <w:lang w:val="ru-RU"/>
+        </w:rPr>
+      </w:pPr>
+    </w:p>
+    <w:p>
+      <w:pPr>
+        <w:jc w:val="left"/>
+        <w:rPr>
+          <w:rFonts w:hint="default"/>
+          <w:lang w:val="ru-RU"/>
+        </w:rPr>
+      </w:pPr>
+      <w:r>
+        <w:rPr>
+          <w:rFonts w:hint="default"/>
+          <w:lang w:val="ru-RU"/>
+        </w:rPr>
+        <w:t xml:space="preserve">Запустим </w:t>
+      </w:r>
+    </w:p>
+    <w:p>
+      <w:pPr>
+        <w:jc w:val="left"/>
+        <w:rPr>
+          <w:rFonts w:hint="default"/>
+          <w:lang w:val="ru-RU"/>
+        </w:rPr>
+      </w:pPr>
+      <w:r>
+        <w:drawing>
+          <wp:inline distT="0" distB="0" distL="114300" distR="114300">
+            <wp:extent cx="5886450" cy="3390900"/>
+            <wp:effectExtent l="0" t="0" r="0" b="0"/>
+            <wp:docPr id="19" name="Picture 6"/>
+            <wp:cNvGraphicFramePr>
+              <a:graphicFrameLocks xmlns:a="http://schemas.openxmlformats.org/drawingml/2006/main" noChangeAspect="1"/>
+            </wp:cNvGraphicFramePr>
+            <a:graphic xmlns:a="http://schemas.openxmlformats.org/drawingml/2006/main">
+              <a:graphicData uri="http://schemas.openxmlformats.org/drawingml/2006/picture">
+                <pic:pic xmlns:pic="http://schemas.openxmlformats.org/drawingml/2006/picture">
+                  <pic:nvPicPr>
+                    <pic:cNvPr id="19" name="Picture 6"/>
+                    <pic:cNvPicPr>
+                      <a:picLocks noChangeAspect="1"/>
+                    </pic:cNvPicPr>
+                  </pic:nvPicPr>
+                  <pic:blipFill>
+                    <a:blip r:embed="rId21"/>
+                    <a:stretch>
+                      <a:fillRect/>
+                    </a:stretch>
+                  </pic:blipFill>
+                  <pic:spPr>
+                    <a:xfrm>
+                      <a:off x="0" y="0"/>
+                      <a:ext cx="5886450" cy="3390900"/>
+                    </a:xfrm>
+                    <a:prstGeom prst="rect">
+                      <a:avLst/>
+                    </a:prstGeom>
+                    <a:noFill/>
+                    <a:ln>
+                      <a:noFill/>
+                    </a:ln>
+                  </pic:spPr>
+                </pic:pic>
+              </a:graphicData>
+            </a:graphic>
+          </wp:inline>
+        </w:drawing>
+      </w:r>
+    </w:p>
+    <w:p>
+      <w:pPr>
+        <w:jc w:val="left"/>
+        <w:rPr>
+          <w:rFonts w:hint="default"/>
+          <w:lang w:val="ru-RU"/>
+        </w:rPr>
+      </w:pPr>
+      <w:r>
+        <w:rPr>
+          <w:rFonts w:hint="default"/>
+          <w:lang w:val="ru-RU"/>
+        </w:rPr>
+        <w:t>Наблюдаем</w:t>
+      </w:r>
+    </w:p>
+    <w:p>
+      <w:pPr>
+        <w:jc w:val="left"/>
+        <w:rPr>
+          <w:rFonts w:hint="default"/>
+          <w:lang w:val="ru-RU"/>
+        </w:rPr>
+      </w:pPr>
+      <w:bookmarkStart w:id="0" w:name="_GoBack"/>
+      <w:bookmarkEnd w:id="0"/>
     </w:p>
     <w:sectPr>
       <w:pgSz w:w="11906" w:h="16838"/>
